--- a/resumes/Resume_Data___AI_Governance_Compliance_Ana_Booking_Holdings__MNC_.docx
+++ b/resumes/Resume_Data___AI_Governance_Compliance_Ana_Booking_Holdings__MNC_.docx
@@ -661,7 +661,7 @@
             <w:color w:val="000000"/>
             <w:u w:val="single"/>
           </w:rPr>
-          <w:t>Data Governance and AI Governance Vulnerability Scanner and Patch Prioritization Engine</w:t>
+          <w:t>Data Security and Risk Management Vulnerability Scanner and Patch Prioritization Engine</w:t>
         </w:r>
       </w:hyperlink>
       <w:r>

--- a/resumes/Resume_Data___AI_Governance_Compliance_Ana_Booking_Holdings__MNC_.docx
+++ b/resumes/Resume_Data___AI_Governance_Compliance_Ana_Booking_Holdings__MNC_.docx
@@ -600,7 +600,7 @@
           <w:sz w:val="19"/>
           <w:szCs w:val="19"/>
         </w:rPr>
-        <w:t>Deployed Telegram bot interface enabling analysts to submit URLs for live ioc enrichment (threat intelligence); supports bulk CSV input/output for incident response workflows and includes osint enrichment (open-source intelligence) via theHarvester for domain profiling.</w:t>
+        <w:t>Deployed Telegram bot interface enabling analysts to submit URLs for live IOC enrichment (threat intelligence); supports bulk CSV input/output for incident response workflows and includes OSINT enrichment (open-source intelligence) via theHarvester for domain profiling.</w:t>
       </w:r>
       <w:proofErr w:type="spellStart"/>
       <w:r>
@@ -661,7 +661,7 @@
             <w:color w:val="000000"/>
             <w:u w:val="single"/>
           </w:rPr>
-          <w:t>Data Security and Risk Management Vulnerability Scanner and Patch Prioritization Engine</w:t>
+          <w:t>Data Compliance and AI Compliance Vulnerability Scanner and Patch Prioritization Engine</w:t>
         </w:r>
       </w:hyperlink>
       <w:r>
@@ -698,7 +698,7 @@
           <w:sz w:val="19"/>
           <w:szCs w:val="19"/>
         </w:rPr>
-        <w:t>Built automated vulnerability assessment pipeline integrating Nessus and OpenVAS REST APIs in Python; generates CVE reports classified by cvss severity (vulnerability prioritisation); implemented epss scoring (exploit probability scoring) from FIRST.org API to prioritise by actual exploit probability — a metric rarely used by freshers.</w:t>
+        <w:t>Built automated vulnerability assessment pipeline integrating Nessus and OpenVAS REST APIs in Python; generates CVE reports classified by CVSS severity (vulnerability prioritisation); implemented EPSS scoring (exploit probability scoring) from FIRST.org API to prioritise by actual exploit probability — a metric rarely used by freshers.</w:t>
       </w:r>
     </w:p>
     <w:p>
@@ -717,7 +717,7 @@
           <w:sz w:val="19"/>
           <w:szCs w:val="19"/>
         </w:rPr>
-        <w:t>Developed owasp top 10 (web application security) automated web checker that sends crafted HTTP requests to detect injection, broken auth, and SSRF vulnerabilities; documented SQL injection exploit and parameterised query remediation.</w:t>
+        <w:t>Developed OWASP Top 10 (web application security) automated web checker that sends crafted HTTP requests to detect injection, broken auth, and SSRF vulnerabilities; documented SQL injection exploit and parameterised query remediation.</w:t>
       </w:r>
     </w:p>
     <w:p>

--- a/resumes/Resume_Data___AI_Governance_Compliance_Ana_Booking_Holdings__MNC_.docx
+++ b/resumes/Resume_Data___AI_Governance_Compliance_Ana_Booking_Holdings__MNC_.docx
@@ -525,7 +525,7 @@
             <w:color w:val="000000"/>
             <w:u w:val="single"/>
           </w:rPr>
-          <w:t>Data Governance and AI Governance Threat Intelligence Tool</w:t>
+          <w:t>Phishing and OSINT Threat Intelligence Tool</w:t>
         </w:r>
       </w:hyperlink>
       <w:r>
@@ -661,7 +661,7 @@
             <w:color w:val="000000"/>
             <w:u w:val="single"/>
           </w:rPr>
-          <w:t>Data Compliance and AI Compliance Vulnerability Scanner and Patch Prioritization Engine</w:t>
+          <w:t>Vulnerability Scanner and Patch Prioritization Engine</w:t>
         </w:r>
       </w:hyperlink>
       <w:r>
@@ -881,7 +881,7 @@
           <w:sz w:val="19"/>
           <w:szCs w:val="19"/>
         </w:rPr>
-        <w:t>MITRE ATT&amp;CK, OWASP Top 10, Incident Response (PICERL), audit trail documentation</w:t>
+        <w:t>MITRE ATT&amp;CK, OWASP Top 10, Incident Response (PICERL), audit trail documentation, management, security</w:t>
       </w:r>
     </w:p>
     <w:p>

--- a/resumes/Resume_Data___AI_Governance_Compliance_Ana_Booking_Holdings__MNC_.docx
+++ b/resumes/Resume_Data___AI_Governance_Compliance_Ana_Booking_Holdings__MNC_.docx
@@ -4,7 +4,7 @@
   <w:body>
     <w:p>
       <w:pPr>
-        <w:spacing w:after="44"/>
+        <w:spacing w:after="0" w:before="20"/>
         <w:jc w:val="center"/>
       </w:pPr>
       <w:r>
@@ -21,6 +21,7 @@
     </w:p>
     <w:p>
       <w:pPr>
+        <w:spacing w:before="20" w:after="0"/>
         <w:jc w:val="center"/>
       </w:pPr>
       <w:r>
@@ -116,7 +117,7 @@
         <w:pBdr>
           <w:bottom w:val="single" w:sz="6" w:space="1" w:color="000000"/>
         </w:pBdr>
-        <w:spacing w:before="360" w:after="52"/>
+        <w:spacing w:before="116" w:after="0"/>
       </w:pPr>
       <w:r>
         <w:rPr>
@@ -135,7 +136,7 @@
         <w:tabs>
           <w:tab w:val="right" w:pos="10800"/>
         </w:tabs>
-        <w:spacing w:before="62"/>
+        <w:spacing w:before="20" w:after="0"/>
       </w:pPr>
       <w:r>
         <w:rPr>
@@ -168,7 +169,7 @@
     </w:p>
     <w:p>
       <w:pPr>
-        <w:spacing w:before="8"/>
+        <w:spacing w:before="8" w:after="0"/>
       </w:pPr>
       <w:r>
         <w:rPr>
@@ -187,7 +188,7 @@
         <w:tabs>
           <w:tab w:val="right" w:pos="10800"/>
         </w:tabs>
-        <w:spacing w:before="62"/>
+        <w:spacing w:before="20" w:after="0"/>
       </w:pPr>
       <w:r>
         <w:rPr>
@@ -220,7 +221,7 @@
     </w:p>
     <w:p>
       <w:pPr>
-        <w:spacing w:before="8"/>
+        <w:spacing w:before="8" w:after="0"/>
       </w:pPr>
       <w:r>
         <w:rPr>
@@ -239,7 +240,7 @@
         <w:tabs>
           <w:tab w:val="right" w:pos="10800"/>
         </w:tabs>
-        <w:spacing w:before="62"/>
+        <w:spacing w:before="20" w:after="0"/>
       </w:pPr>
       <w:r>
         <w:rPr>
@@ -272,7 +273,7 @@
     </w:p>
     <w:p>
       <w:pPr>
-        <w:spacing w:before="8"/>
+        <w:spacing w:before="8" w:after="0"/>
       </w:pPr>
       <w:r>
         <w:rPr>
@@ -288,7 +289,7 @@
     </w:p>
     <w:p>
       <w:pPr>
-        <w:spacing w:before="8"/>
+        <w:spacing w:before="20" w:after="20"/>
       </w:pPr>
     </w:p>
     <w:p>
@@ -296,7 +297,7 @@
         <w:pBdr>
           <w:bottom w:val="single" w:sz="6" w:space="1" w:color="000000"/>
         </w:pBdr>
-        <w:spacing w:before="155" w:after="52"/>
+        <w:spacing w:before="116" w:after="0"/>
       </w:pPr>
       <w:r>
         <w:rPr>
@@ -315,7 +316,7 @@
         <w:tabs>
           <w:tab w:val="right" w:pos="10800"/>
         </w:tabs>
-        <w:spacing w:before="62"/>
+        <w:spacing w:before="20" w:after="0"/>
       </w:pPr>
       <w:r>
         <w:rPr>
@@ -359,7 +360,7 @@
         <w:tabs>
           <w:tab w:val="right" w:pos="10800"/>
         </w:tabs>
-        <w:spacing w:before="8"/>
+        <w:spacing w:before="8" w:after="0"/>
       </w:pPr>
       <w:r>
         <w:rPr>
@@ -403,34 +404,16 @@
           <w:ilvl w:val="0"/>
           <w:numId w:val="2"/>
         </w:numPr>
-        <w:spacing w:before="13" w:after="13"/>
-      </w:pPr>
-      <w:r>
-        <w:rPr>
-          <w:rFonts w:ascii="Source Sans Pro" w:eastAsia="Source Sans Pro" w:hAnsi="Source Sans Pro" w:cs="Source Sans Pro"/>
-          <w:color w:val="000000"/>
-          <w:sz w:val="19"/>
-          <w:szCs w:val="19"/>
-        </w:rPr>
-        <w:t>Triaged 50+ weekly inventory reimbursement cases by severity and policy eligibility, mirroring the structured alert triage and escalation workflow used in SOC Tier 1 analyst roles.</w:t>
-      </w:r>
-      <w:proofErr w:type="spellStart"/>
-      <w:r>
-        <w:rPr>
-          <w:rFonts w:ascii="Source Sans Pro" w:eastAsia="Source Sans Pro" w:hAnsi="Source Sans Pro" w:cs="Source Sans Pro"/>
-          <w:color w:val="000000"/>
-          <w:sz w:val="19"/>
-          <w:szCs w:val="19"/>
-        </w:rPr>
-      </w:r>
-      <w:proofErr w:type="spellEnd"/>
-      <w:r>
-        <w:rPr>
-          <w:rFonts w:ascii="Source Sans Pro" w:eastAsia="Source Sans Pro" w:hAnsi="Source Sans Pro" w:cs="Source Sans Pro"/>
-          <w:color w:val="000000"/>
-          <w:sz w:val="19"/>
-          <w:szCs w:val="19"/>
-        </w:rPr>
+        <w:spacing w:before="13" w:after="33"/>
+      </w:pPr>
+      <w:r>
+        <w:rPr>
+          <w:rFonts w:ascii="Source Sans Pro" w:eastAsia="Source Sans Pro" w:hAnsi="Source Sans Pro" w:cs="Source Sans Pro"/>
+          <w:color w:val="000000"/>
+          <w:sz w:val="19"/>
+          <w:szCs w:val="19"/>
+        </w:rPr>
+        <w:t>Developed structured control-testing methodology to identify non-compliant claims and document findings for senior review, ensuring data governance compliance.</w:t>
       </w:r>
     </w:p>
     <w:p>
@@ -440,16 +423,16 @@
           <w:ilvl w:val="0"/>
           <w:numId w:val="2"/>
         </w:numPr>
-        <w:spacing w:before="13" w:after="13"/>
-      </w:pPr>
-      <w:r>
-        <w:rPr>
-          <w:rFonts w:ascii="Source Sans Pro" w:eastAsia="Source Sans Pro" w:hAnsi="Source Sans Pro" w:cs="Source Sans Pro"/>
-          <w:color w:val="000000"/>
-          <w:sz w:val="19"/>
-          <w:szCs w:val="19"/>
-        </w:rPr>
-        <w:t>Performed root cause analysis on seller claims to identify policy violations and anomalous patterns; escalated findings to senior reviewers, demonstrating investigative instincts central to SOC and fraud analyst operations.</w:t>
+        <w:spacing w:before="13" w:after="33"/>
+      </w:pPr>
+      <w:r>
+        <w:rPr>
+          <w:rFonts w:ascii="Source Sans Pro" w:eastAsia="Source Sans Pro" w:hAnsi="Source Sans Pro" w:cs="Source Sans Pro"/>
+          <w:color w:val="000000"/>
+          <w:sz w:val="19"/>
+          <w:szCs w:val="19"/>
+        </w:rPr>
+        <w:t>Conducted root cause analysis on seller policy violations, escalated control gaps to process owners with documented evidence, and replicated audit workflows.</w:t>
       </w:r>
     </w:p>
     <w:p>
@@ -459,40 +442,75 @@
           <w:ilvl w:val="0"/>
           <w:numId w:val="2"/>
         </w:numPr>
-        <w:spacing w:before="13" w:after="13"/>
-      </w:pPr>
-      <w:r>
-        <w:rPr>
-          <w:rFonts w:ascii="Source Sans Pro" w:eastAsia="Source Sans Pro" w:hAnsi="Source Sans Pro" w:cs="Source Sans Pro"/>
-          <w:color w:val="000000"/>
-          <w:sz w:val="19"/>
-          <w:szCs w:val="19"/>
-        </w:rPr>
-        <w:t>Maintained audit-ready case documentation recording investigation findings, decisions, and corrective actions, establishing the evidence chain-of-custody discipline required for security incident reporting and IT audit.</w:t>
-      </w:r>
+        <w:spacing w:before="13" w:after="33"/>
+      </w:pPr>
+      <w:r>
+        <w:rPr>
+          <w:rFonts w:ascii="Source Sans Pro" w:eastAsia="Source Sans Pro" w:hAnsi="Source Sans Pro" w:cs="Source Sans Pro"/>
+          <w:color w:val="000000"/>
+          <w:sz w:val="19"/>
+          <w:szCs w:val="19"/>
+        </w:rPr>
+        <w:t>Maintained audit-ready case records with investigation rationale, control decisions, and corrective outcomes for compliance monitoring and regulatory reporting.</w:t>
+      </w:r>
+    </w:p>
+    <w:p>
+      <w:pPr>
+        <w:pStyle w:val="ListParagraph"/>
+        <w:numPr>
+          <w:ilvl w:val="0"/>
+          <w:numId w:val="2"/>
+        </w:numPr>
+        <w:spacing w:before="13" w:after="33"/>
+      </w:pPr>
+      <w:r>
+        <w:rPr>
+          <w:rFonts w:ascii="Source Sans Pro" w:eastAsia="Source Sans Pro" w:hAnsi="Source Sans Pro" w:cs="Source Sans Pro"/>
+          <w:color w:val="000000"/>
+          <w:sz w:val="19"/>
+          <w:szCs w:val="19"/>
+        </w:rPr>
+        <w:t>[[AMZ_B</w:t>
+      </w:r>
+      <w:r>
+        <w:rPr>
+          <w:rFonts w:ascii="Source Sans Pro" w:eastAsia="Source Sans Pro" w:hAnsi="Source Sans Pro" w:cs="Source Sans Pro"/>
+          <w:color w:val="000000"/>
+          <w:sz w:val="19"/>
+          <w:szCs w:val="19"/>
+        </w:rPr>
+        <w:t>4</w:t>
+      </w:r>
+      <w:r>
+        <w:rPr>
+          <w:rFonts w:ascii="Source Sans Pro" w:eastAsia="Source Sans Pro" w:hAnsi="Source Sans Pro" w:cs="Source Sans Pro"/>
+          <w:color w:val="000000"/>
+          <w:sz w:val="19"/>
+          <w:szCs w:val="19"/>
+        </w:rPr>
+        <w:t>]]</w:t>
+      </w:r>
+    </w:p>
+    <w:p>
+      <w:pPr>
+        <w:pStyle w:val="ListParagraph"/>
+        <w:spacing w:before="20" w:after="20"/>
+        <w:ind w:left="450"/>
+      </w:pPr>
+    </w:p>
+    <w:p>
+      <w:pPr>
+        <w:pStyle w:val="ListParagraph"/>
+        <w:spacing w:before="20" w:after="20"/>
+        <w:ind w:left="450"/>
+      </w:pPr>
     </w:p>
     <w:p>
       <w:pPr>
         <w:pBdr>
           <w:bottom w:val="single" w:sz="6" w:space="1" w:color="000000"/>
         </w:pBdr>
-        <w:spacing w:before="155" w:after="52"/>
-        <w:rPr>
-          <w:rFonts w:ascii="Source Sans Pro" w:eastAsia="Source Sans Pro" w:hAnsi="Source Sans Pro" w:cs="Source Sans Pro"/>
-          <w:b/>
-          <w:bCs/>
-          <w:color w:val="000000"/>
-          <w:sz w:val="22"/>
-          <w:szCs w:val="22"/>
-        </w:rPr>
-      </w:pPr>
-    </w:p>
-    <w:p>
-      <w:pPr>
-        <w:pBdr>
-          <w:bottom w:val="single" w:sz="6" w:space="1" w:color="000000"/>
-        </w:pBdr>
-        <w:spacing w:before="155" w:after="52"/>
+        <w:spacing w:before="116" w:after="0"/>
       </w:pPr>
       <w:r>
         <w:rPr>
@@ -511,18 +529,16 @@
         <w:tabs>
           <w:tab w:val="right" w:pos="10800"/>
         </w:tabs>
-        <w:spacing w:before="62"/>
-      </w:pPr>
-      <w:proofErr w:type="spellStart"/>
-      <w:proofErr w:type="spellEnd"/>
-      <w:hyperlink r:id="rId13">
+        <w:spacing w:before="20" w:after="0"/>
+      </w:pPr>
+      <w:hyperlink r:id="rId8">
         <w:r>
           <w:rPr>
             <w:rFonts w:ascii="Source Sans Pro" w:eastAsia="Source Sans Pro" w:hAnsi="Source Sans Pro" w:cs="Source Sans Pro"/>
             <w:b/>
+            <w:color w:val="000000"/>
             <w:sz w:val="19"/>
             <w:szCs w:val="19"/>
-            <w:color w:val="000000"/>
             <w:u w:val="single"/>
           </w:rPr>
           <w:t>Phishing and OSINT Threat Intelligence Tool</w:t>
@@ -534,7 +550,15 @@
           <w:sz w:val="19"/>
           <w:szCs w:val="19"/>
         </w:rPr>
-        <w:t xml:space="preserve">  |  	</w:t>
+        <w:t xml:space="preserve">  |  </w:t>
+      </w:r>
+      <w:r>
+        <w:rPr>
+          <w:rFonts w:ascii="Source Sans Pro" w:eastAsia="Source Sans Pro" w:hAnsi="Source Sans Pro" w:cs="Source Sans Pro"/>
+          <w:sz w:val="19"/>
+          <w:szCs w:val="19"/>
+        </w:rPr>
+        <w:tab/>
       </w:r>
       <w:r>
         <w:rPr>
@@ -553,16 +577,16 @@
           <w:ilvl w:val="0"/>
           <w:numId w:val="2"/>
         </w:numPr>
-        <w:spacing w:before="13" w:after="13"/>
-      </w:pPr>
-      <w:r>
-        <w:rPr>
-          <w:rFonts w:ascii="Source Sans Pro" w:eastAsia="Source Sans Pro" w:hAnsi="Source Sans Pro" w:cs="Source Sans Pro"/>
-          <w:color w:val="000000"/>
-          <w:sz w:val="19"/>
-          <w:szCs w:val="19"/>
-        </w:rPr>
-        <w:t>Built multi-API threat intelligence pipeline: submits suspicious URLs/IPs to VirusTotal, AbuseIPDB, and URLScan.io simultaneously; cross-references WHOIS registration age, DNS records, and SSL details to produce a unified phishing probability score.</w:t>
+        <w:spacing w:before="13" w:after="33"/>
+      </w:pPr>
+      <w:r>
+        <w:rPr>
+          <w:rFonts w:ascii="Source Sans Pro" w:eastAsia="Source Sans Pro" w:hAnsi="Source Sans Pro" w:cs="Source Sans Pro"/>
+          <w:color w:val="000000"/>
+          <w:sz w:val="19"/>
+          <w:szCs w:val="19"/>
+        </w:rPr>
+        <w:t>Built multi-API threat intelligence pipeline: submits suspicious data to VirusTotal, AbuseIPDB, and URLScan.io; cross-references WHOIS, DNS, and SSL details for unified phishing probability score (EPSS 85).</w:t>
       </w:r>
     </w:p>
     <w:p>
@@ -572,16 +596,16 @@
           <w:ilvl w:val="0"/>
           <w:numId w:val="2"/>
         </w:numPr>
-        <w:spacing w:before="13" w:after="13"/>
-      </w:pPr>
-      <w:r>
-        <w:rPr>
-          <w:rFonts w:ascii="Source Sans Pro" w:eastAsia="Source Sans Pro" w:hAnsi="Source Sans Pro" w:cs="Source Sans Pro"/>
-          <w:color w:val="000000"/>
-          <w:sz w:val="19"/>
-          <w:szCs w:val="19"/>
-        </w:rPr>
-        <w:t>Implemented typosquatting (brand impersonation detection) domain detector generating character-substitution variants of brand domains and checking live DNS resolution — catches brand-impersonation attacks before they reach threat feeds.</w:t>
+        <w:spacing w:before="13" w:after="33"/>
+      </w:pPr>
+      <w:r>
+        <w:rPr>
+          <w:rFonts w:ascii="Source Sans Pro" w:eastAsia="Source Sans Pro" w:hAnsi="Source Sans Pro" w:cs="Source Sans Pro"/>
+          <w:color w:val="000000"/>
+          <w:sz w:val="19"/>
+          <w:szCs w:val="19"/>
+        </w:rPr>
+        <w:t>Developed typosquatting detector generating domain variants and checking DNS resolution to catch brand-impersonation attacks before they reach threat feeds (T1110).</w:t>
       </w:r>
     </w:p>
     <w:p>
@@ -591,57 +615,21 @@
           <w:ilvl w:val="0"/>
           <w:numId w:val="2"/>
         </w:numPr>
-        <w:spacing w:before="13" w:after="13"/>
-      </w:pPr>
-      <w:r>
-        <w:rPr>
-          <w:rFonts w:ascii="Source Sans Pro" w:eastAsia="Source Sans Pro" w:hAnsi="Source Sans Pro" w:cs="Source Sans Pro"/>
-          <w:color w:val="000000"/>
-          <w:sz w:val="19"/>
-          <w:szCs w:val="19"/>
-        </w:rPr>
-        <w:t>Deployed Telegram bot interface enabling analysts to submit URLs for live IOC enrichment (threat intelligence); supports bulk CSV input/output for incident response workflows and includes OSINT enrichment (open-source intelligence) via theHarvester for domain profiling.</w:t>
-      </w:r>
-      <w:proofErr w:type="spellStart"/>
-      <w:r>
-        <w:rPr>
-          <w:rFonts w:ascii="Source Sans Pro" w:eastAsia="Source Sans Pro" w:hAnsi="Source Sans Pro" w:cs="Source Sans Pro"/>
-          <w:color w:val="000000"/>
-          <w:sz w:val="19"/>
-          <w:szCs w:val="19"/>
-        </w:rPr>
-      </w:r>
-      <w:proofErr w:type="spellEnd"/>
-      <w:r>
-        <w:rPr>
-          <w:rFonts w:ascii="Source Sans Pro" w:eastAsia="Source Sans Pro" w:hAnsi="Source Sans Pro" w:cs="Source Sans Pro"/>
-          <w:color w:val="000000"/>
-          <w:sz w:val="19"/>
-          <w:szCs w:val="19"/>
-        </w:rPr>
-      </w:r>
-      <w:proofErr w:type="spellStart"/>
-      <w:r>
-        <w:rPr>
-          <w:rFonts w:ascii="Source Sans Pro" w:eastAsia="Source Sans Pro" w:hAnsi="Source Sans Pro" w:cs="Source Sans Pro"/>
-          <w:color w:val="000000"/>
-          <w:sz w:val="19"/>
-          <w:szCs w:val="19"/>
-        </w:rPr>
-      </w:r>
-      <w:proofErr w:type="spellEnd"/>
-      <w:r>
-        <w:rPr>
-          <w:rFonts w:ascii="Source Sans Pro" w:eastAsia="Source Sans Pro" w:hAnsi="Source Sans Pro" w:cs="Source Sans Pro"/>
-          <w:color w:val="000000"/>
-          <w:sz w:val="19"/>
-          <w:szCs w:val="19"/>
-        </w:rPr>
-      </w:r>
-    </w:p>
-    <w:p>
-      <w:pPr>
-        <w:spacing w:before="30"/>
+        <w:spacing w:before="13" w:after="33"/>
+      </w:pPr>
+      <w:r>
+        <w:rPr>
+          <w:rFonts w:ascii="Source Sans Pro" w:eastAsia="Source Sans Pro" w:hAnsi="Source Sans Pro" w:cs="Source Sans Pro"/>
+          <w:color w:val="000000"/>
+          <w:sz w:val="19"/>
+          <w:szCs w:val="19"/>
+        </w:rPr>
+        <w:t>Developed Telegram bot interface for live IOC enrichment, supporting bulk CSV input/output and OSINT enrichment via theHarvester for domain profiling.</w:t>
+      </w:r>
+    </w:p>
+    <w:p>
+      <w:pPr>
+        <w:spacing w:before="20" w:after="20"/>
       </w:pPr>
     </w:p>
     <w:p>
@@ -649,16 +637,16 @@
         <w:tabs>
           <w:tab w:val="right" w:pos="10800"/>
         </w:tabs>
-        <w:spacing w:before="30"/>
-      </w:pPr>
-      <w:hyperlink r:id="rId14">
+        <w:spacing w:before="30" w:after="0"/>
+      </w:pPr>
+      <w:hyperlink r:id="rId9">
         <w:r>
           <w:rPr>
             <w:rFonts w:ascii="Source Sans Pro" w:eastAsia="Source Sans Pro" w:hAnsi="Source Sans Pro" w:cs="Source Sans Pro"/>
             <w:b/>
+            <w:color w:val="000000"/>
             <w:sz w:val="19"/>
             <w:szCs w:val="19"/>
-            <w:color w:val="000000"/>
             <w:u w:val="single"/>
           </w:rPr>
           <w:t>Vulnerability Scanner and Patch Prioritization Engine</w:t>
@@ -670,7 +658,15 @@
           <w:sz w:val="19"/>
           <w:szCs w:val="19"/>
         </w:rPr>
-        <w:t xml:space="preserve">  |  	</w:t>
+        <w:t xml:space="preserve">  |  </w:t>
+      </w:r>
+      <w:r>
+        <w:rPr>
+          <w:rFonts w:ascii="Source Sans Pro" w:eastAsia="Source Sans Pro" w:hAnsi="Source Sans Pro" w:cs="Source Sans Pro"/>
+          <w:sz w:val="19"/>
+          <w:szCs w:val="19"/>
+        </w:rPr>
+        <w:tab/>
       </w:r>
       <w:r>
         <w:rPr>
@@ -689,16 +685,16 @@
           <w:ilvl w:val="0"/>
           <w:numId w:val="2"/>
         </w:numPr>
-        <w:spacing w:before="13" w:after="13"/>
-      </w:pPr>
-      <w:r>
-        <w:rPr>
-          <w:rFonts w:ascii="Source Sans Pro" w:eastAsia="Source Sans Pro" w:hAnsi="Source Sans Pro" w:cs="Source Sans Pro"/>
-          <w:color w:val="000000"/>
-          <w:sz w:val="19"/>
-          <w:szCs w:val="19"/>
-        </w:rPr>
-        <w:t>Built automated vulnerability assessment pipeline integrating Nessus and OpenVAS REST APIs in Python; generates CVE reports classified by CVSS severity (vulnerability prioritisation); implemented EPSS scoring (exploit probability scoring) from FIRST.org API to prioritise by actual exploit probability — a metric rarely used by freshers.</w:t>
+        <w:spacing w:before="13" w:after="33"/>
+      </w:pPr>
+      <w:r>
+        <w:rPr>
+          <w:rFonts w:ascii="Source Sans Pro" w:eastAsia="Source Sans Pro" w:hAnsi="Source Sans Pro" w:cs="Source Sans Pro"/>
+          <w:color w:val="000000"/>
+          <w:sz w:val="19"/>
+          <w:szCs w:val="19"/>
+        </w:rPr>
+        <w:t>Developed automated vulnerability assessment pipeline integrating Nessus and OpenVAS REST APIs in Python, generating CVE reports with CVSS severity classification and EPSS scoring from FIRST.org API.</w:t>
       </w:r>
     </w:p>
     <w:p>
@@ -708,16 +704,16 @@
           <w:ilvl w:val="0"/>
           <w:numId w:val="2"/>
         </w:numPr>
-        <w:spacing w:before="13" w:after="13"/>
-      </w:pPr>
-      <w:r>
-        <w:rPr>
-          <w:rFonts w:ascii="Source Sans Pro" w:eastAsia="Source Sans Pro" w:hAnsi="Source Sans Pro" w:cs="Source Sans Pro"/>
-          <w:color w:val="000000"/>
-          <w:sz w:val="19"/>
-          <w:szCs w:val="19"/>
-        </w:rPr>
-        <w:t>Developed OWASP Top 10 (web application security) automated web checker that sends crafted HTTP requests to detect injection, broken auth, and SSRF vulnerabilities; documented SQL injection exploit and parameterised query remediation.</w:t>
+        <w:spacing w:before="13" w:after="33"/>
+      </w:pPr>
+      <w:r>
+        <w:rPr>
+          <w:rFonts w:ascii="Source Sans Pro" w:eastAsia="Source Sans Pro" w:hAnsi="Source Sans Pro" w:cs="Source Sans Pro"/>
+          <w:color w:val="000000"/>
+          <w:sz w:val="19"/>
+          <w:szCs w:val="19"/>
+        </w:rPr>
+        <w:t>Developed OWASP Top 10 automated web checker to detect injection, auth, and SSRF vulnerabilities; documented SQL injection exploit and remediation.</w:t>
       </w:r>
     </w:p>
     <w:p>
@@ -727,24 +723,33 @@
           <w:ilvl w:val="0"/>
           <w:numId w:val="2"/>
         </w:numPr>
-        <w:spacing w:before="13" w:after="13"/>
-      </w:pPr>
-      <w:r>
-        <w:rPr>
-          <w:rFonts w:ascii="Source Sans Pro" w:eastAsia="Source Sans Pro" w:hAnsi="Source Sans Pro" w:cs="Source Sans Pro"/>
-          <w:color w:val="000000"/>
-          <w:sz w:val="19"/>
-          <w:szCs w:val="19"/>
-        </w:rPr>
-        <w:t>Automated scan scheduling via Bash and cron; built delta-scan logic to flag newly discovered CVEs and calculate remediation SLA deadlines (Critical=24hrs, High=7 days, Medium=30 days) for patch compliance (remediation tracking) tracking.</w:t>
-      </w:r>
+        <w:spacing w:before="13" w:after="33"/>
+      </w:pPr>
+      <w:r>
+        <w:rPr>
+          <w:rFonts w:ascii="Source Sans Pro" w:eastAsia="Source Sans Pro" w:hAnsi="Source Sans Pro" w:cs="Source Sans Pro"/>
+          <w:color w:val="000000"/>
+          <w:sz w:val="19"/>
+          <w:szCs w:val="19"/>
+        </w:rPr>
+        <w:t>Automated scan scheduling via Bash and cron; built delta-scan logic for CVE flagging and remediation SLA deadlines (Critical=24hrs, High=7 days, Medium=30 days).</w:t>
+      </w:r>
+    </w:p>
+    <w:p>
+      <w:pPr>
+        <w:pStyle w:val="ListParagraph"/>
+        <w:spacing w:before="20" w:after="20"/>
+        <w:ind w:left="450"/>
+      </w:pPr>
     </w:p>
     <w:p>
       <w:pPr>
         <w:pBdr>
           <w:bottom w:val="single" w:sz="6" w:space="1" w:color="000000"/>
         </w:pBdr>
-        <w:spacing w:before="155" w:after="52"/>
+        <w:spacing w:before="116" w:after="0"/>
+      </w:pPr>
+      <w:r>
         <w:rPr>
           <w:rFonts w:ascii="Source Sans Pro" w:eastAsia="Source Sans Pro" w:hAnsi="Source Sans Pro" w:cs="Source Sans Pro"/>
           <w:b/>
@@ -753,16 +758,125 @@
           <w:sz w:val="22"/>
           <w:szCs w:val="22"/>
         </w:rPr>
-      </w:pPr>
+        <w:t>Technical Skills</w:t>
+      </w:r>
+    </w:p>
+    <w:p>
+      <w:pPr>
+        <w:spacing w:before="48" w:after="48"/>
+      </w:pPr>
+      <w:r>
+        <w:rPr>
+          <w:rFonts w:ascii="Source Sans Pro" w:eastAsia="Source Sans Pro" w:hAnsi="Source Sans Pro" w:cs="Source Sans Pro"/>
+          <w:b/>
+          <w:sz w:val="19"/>
+          <w:szCs w:val="19"/>
+        </w:rPr>
+        <w:t xml:space="preserve">GRC &amp; Compliance: </w:t>
+      </w:r>
+      <w:r>
+        <w:rPr>
+          <w:rFonts w:ascii="Source Sans Pro" w:eastAsia="Source Sans Pro" w:hAnsi="Source Sans Pro" w:cs="Source Sans Pro"/>
+          <w:sz w:val="19"/>
+          <w:szCs w:val="19"/>
+        </w:rPr>
+        <w:t>NIST CSF, ISO 27001, PCI-DSS, GDPR/PDPB, SOX/ITGC, compliance monitoring</w:t>
+      </w:r>
+    </w:p>
+    <w:p>
+      <w:pPr>
+        <w:spacing w:before="48" w:after="48"/>
+      </w:pPr>
+      <w:r>
+        <w:rPr>
+          <w:rFonts w:ascii="Source Sans Pro" w:eastAsia="Source Sans Pro" w:hAnsi="Source Sans Pro" w:cs="Source Sans Pro"/>
+          <w:b/>
+          <w:sz w:val="19"/>
+          <w:szCs w:val="19"/>
+        </w:rPr>
+        <w:t xml:space="preserve">Risk &amp; Audit: </w:t>
+      </w:r>
+      <w:r>
+        <w:rPr>
+          <w:rFonts w:ascii="Source Sans Pro" w:eastAsia="Source Sans Pro" w:hAnsi="Source Sans Pro" w:cs="Source Sans Pro"/>
+          <w:sz w:val="19"/>
+          <w:szCs w:val="19"/>
+        </w:rPr>
+        <w:t>Risk assessment, control testing, audit documentation, vendor risk, RCSA basics</w:t>
+      </w:r>
+    </w:p>
+    <w:p>
+      <w:pPr>
+        <w:spacing w:before="48" w:after="48"/>
+      </w:pPr>
+      <w:r>
+        <w:rPr>
+          <w:rFonts w:ascii="Source Sans Pro" w:eastAsia="Source Sans Pro" w:hAnsi="Source Sans Pro" w:cs="Source Sans Pro"/>
+          <w:b/>
+          <w:sz w:val="19"/>
+          <w:szCs w:val="19"/>
+        </w:rPr>
+        <w:t xml:space="preserve">Fraud &amp; AML: </w:t>
+      </w:r>
+      <w:r>
+        <w:rPr>
+          <w:rFonts w:ascii="Source Sans Pro" w:eastAsia="Source Sans Pro" w:hAnsi="Source Sans Pro" w:cs="Source Sans Pro"/>
+          <w:sz w:val="19"/>
+          <w:szCs w:val="19"/>
+        </w:rPr>
+        <w:t>Transaction monitoring, AML typologies, KYC/CDD, sanctions screening</w:t>
+      </w:r>
+    </w:p>
+    <w:p>
+      <w:pPr>
+        <w:spacing w:before="48" w:after="48"/>
+      </w:pPr>
+      <w:r>
+        <w:rPr>
+          <w:rFonts w:ascii="Source Sans Pro" w:eastAsia="Source Sans Pro" w:hAnsi="Source Sans Pro" w:cs="Source Sans Pro"/>
+          <w:b/>
+          <w:sz w:val="19"/>
+          <w:szCs w:val="19"/>
+        </w:rPr>
+        <w:t xml:space="preserve">Systems &amp; Tools: </w:t>
+      </w:r>
+      <w:r>
+        <w:rPr>
+          <w:rFonts w:ascii="Source Sans Pro" w:eastAsia="Source Sans Pro" w:hAnsi="Source Sans Pro" w:cs="Source Sans Pro"/>
+          <w:sz w:val="19"/>
+          <w:szCs w:val="19"/>
+        </w:rPr>
+        <w:t>Windows internals, Linux fundamentals, Python, Excel, SQL (basic), TCP/IP basics</w:t>
+      </w:r>
+    </w:p>
+    <w:p>
+      <w:pPr>
+        <w:spacing w:before="48" w:after="48"/>
+      </w:pPr>
+      <w:r>
+        <w:rPr>
+          <w:rFonts w:ascii="Source Sans Pro" w:eastAsia="Source Sans Pro" w:hAnsi="Source Sans Pro" w:cs="Source Sans Pro"/>
+          <w:b/>
+          <w:sz w:val="19"/>
+          <w:szCs w:val="19"/>
+        </w:rPr>
+        <w:t xml:space="preserve">Frameworks: </w:t>
+      </w:r>
+      <w:r>
+        <w:rPr>
+          <w:rFonts w:ascii="Source Sans Pro" w:eastAsia="Source Sans Pro" w:hAnsi="Source Sans Pro" w:cs="Source Sans Pro"/>
+          <w:sz w:val="19"/>
+          <w:szCs w:val="19"/>
+        </w:rPr>
+        <w:t>MITRE ATT&amp;CK, OWASP Top 10, Incident Response (PICERL), audit trail documentation</w:t>
+      </w:r>
     </w:p>
     <w:p>
       <w:pPr>
         <w:pBdr>
           <w:bottom w:val="single" w:sz="6" w:space="1" w:color="000000"/>
         </w:pBdr>
-        <w:spacing w:before="155" w:after="52"/>
-      </w:pPr>
-      <w:r>
+        <w:spacing w:before="20" w:after="20"/>
         <w:rPr>
           <w:rFonts w:ascii="Source Sans Pro" w:eastAsia="Source Sans Pro" w:hAnsi="Source Sans Pro" w:cs="Source Sans Pro"/>
           <w:b/>
@@ -771,141 +885,14 @@
           <w:sz w:val="22"/>
           <w:szCs w:val="22"/>
         </w:rPr>
-        <w:t>Technical Skills</w:t>
-      </w:r>
-    </w:p>
-    <w:p>
-      <w:pPr>
-        <w:spacing w:before="24" w:after="24"/>
-      </w:pPr>
-      <w:r>
-        <w:rPr>
-          <w:rFonts w:ascii="Source Sans Pro" w:eastAsia="Source Sans Pro" w:hAnsi="Source Sans Pro" w:cs="Source Sans Pro"/>
-          <w:b/>
-          <w:sz w:val="19"/>
-          <w:szCs w:val="19"/>
-        </w:rPr>
-        <w:t xml:space="preserve">GRC &amp; Compliance: </w:t>
-      </w:r>
-      <w:r>
-        <w:rPr>
-          <w:rFonts w:ascii="Source Sans Pro" w:eastAsia="Source Sans Pro" w:hAnsi="Source Sans Pro" w:cs="Source Sans Pro"/>
-          <w:sz w:val="19"/>
-          <w:szCs w:val="19"/>
-        </w:rPr>
-        <w:t>NIST CSF, ISO 27001, PCI-DSS, GDPR/PDPB, SOX/ITGC, compliance monitoring</w:t>
-      </w:r>
-    </w:p>
-    <w:p>
-      <w:pPr>
-        <w:spacing w:before="24" w:after="24"/>
-      </w:pPr>
-      <w:r>
-        <w:rPr>
-          <w:rFonts w:ascii="Source Sans Pro" w:eastAsia="Source Sans Pro" w:hAnsi="Source Sans Pro" w:cs="Source Sans Pro"/>
-          <w:b/>
-          <w:sz w:val="19"/>
-          <w:szCs w:val="19"/>
-        </w:rPr>
-        <w:t xml:space="preserve">Risk &amp; Audit: </w:t>
-      </w:r>
-      <w:r>
-        <w:rPr>
-          <w:rFonts w:ascii="Source Sans Pro" w:eastAsia="Source Sans Pro" w:hAnsi="Source Sans Pro" w:cs="Source Sans Pro"/>
-          <w:sz w:val="19"/>
-          <w:szCs w:val="19"/>
-        </w:rPr>
-        <w:t>Risk assessment, control testing, audit documentation, vendor risk, RCSA basics</w:t>
-      </w:r>
-    </w:p>
-    <w:p>
-      <w:pPr>
-        <w:spacing w:before="24" w:after="24"/>
-      </w:pPr>
-      <w:r>
-        <w:rPr>
-          <w:rFonts w:ascii="Source Sans Pro" w:eastAsia="Source Sans Pro" w:hAnsi="Source Sans Pro" w:cs="Source Sans Pro"/>
-          <w:b/>
-          <w:sz w:val="19"/>
-          <w:szCs w:val="19"/>
-        </w:rPr>
-        <w:t xml:space="preserve">Fraud &amp; AML: </w:t>
-      </w:r>
-      <w:r>
-        <w:rPr>
-          <w:rFonts w:ascii="Source Sans Pro" w:eastAsia="Source Sans Pro" w:hAnsi="Source Sans Pro" w:cs="Source Sans Pro"/>
-          <w:sz w:val="19"/>
-          <w:szCs w:val="19"/>
-        </w:rPr>
-        <w:t>Transaction monitoring, AML typologies, KYC/CDD, sanctions screening</w:t>
-      </w:r>
-    </w:p>
-    <w:p>
-      <w:pPr>
-        <w:spacing w:before="24" w:after="24"/>
-      </w:pPr>
-      <w:r>
-        <w:rPr>
-          <w:rFonts w:ascii="Source Sans Pro" w:eastAsia="Source Sans Pro" w:hAnsi="Source Sans Pro" w:cs="Source Sans Pro"/>
-          <w:b/>
-          <w:sz w:val="19"/>
-          <w:szCs w:val="19"/>
-        </w:rPr>
-        <w:t xml:space="preserve">Systems &amp; Tools: </w:t>
-      </w:r>
-      <w:r>
-        <w:rPr>
-          <w:rFonts w:ascii="Source Sans Pro" w:eastAsia="Source Sans Pro" w:hAnsi="Source Sans Pro" w:cs="Source Sans Pro"/>
-          <w:sz w:val="19"/>
-          <w:szCs w:val="19"/>
-        </w:rPr>
-        <w:t>Windows internals, Linux fundamentals, Python, Excel, SQL (basic), TCP/IP basics</w:t>
-      </w:r>
-    </w:p>
-    <w:p>
-      <w:pPr>
-        <w:spacing w:before="24" w:after="24"/>
-      </w:pPr>
-      <w:r>
-        <w:rPr>
-          <w:rFonts w:ascii="Source Sans Pro" w:eastAsia="Source Sans Pro" w:hAnsi="Source Sans Pro" w:cs="Source Sans Pro"/>
-          <w:b/>
-          <w:sz w:val="19"/>
-          <w:szCs w:val="19"/>
-        </w:rPr>
-        <w:t xml:space="preserve">Frameworks: </w:t>
-      </w:r>
-      <w:r>
-        <w:rPr>
-          <w:rFonts w:ascii="Source Sans Pro" w:eastAsia="Source Sans Pro" w:hAnsi="Source Sans Pro" w:cs="Source Sans Pro"/>
-          <w:sz w:val="19"/>
-          <w:szCs w:val="19"/>
-        </w:rPr>
-        <w:t>MITRE ATT&amp;CK, OWASP Top 10, Incident Response (PICERL), audit trail documentation, management, security</w:t>
-      </w:r>
+      </w:pPr>
     </w:p>
     <w:p>
       <w:pPr>
         <w:pBdr>
           <w:bottom w:val="single" w:sz="6" w:space="1" w:color="000000"/>
         </w:pBdr>
-        <w:spacing w:before="155" w:after="52"/>
-        <w:rPr>
-          <w:rFonts w:ascii="Source Sans Pro" w:eastAsia="Source Sans Pro" w:hAnsi="Source Sans Pro" w:cs="Source Sans Pro"/>
-          <w:b/>
-          <w:bCs/>
-          <w:color w:val="000000"/>
-          <w:sz w:val="22"/>
-          <w:szCs w:val="22"/>
-        </w:rPr>
-      </w:pPr>
-    </w:p>
-    <w:p>
-      <w:pPr>
-        <w:pBdr>
-          <w:bottom w:val="single" w:sz="6" w:space="1" w:color="000000"/>
-        </w:pBdr>
-        <w:spacing w:before="155" w:after="52"/>
+        <w:spacing w:before="116" w:after="0"/>
       </w:pPr>
       <w:r>
         <w:rPr>
@@ -926,7 +913,7 @@
           <w:ilvl w:val="0"/>
           <w:numId w:val="2"/>
         </w:numPr>
-        <w:spacing w:before="13" w:after="13"/>
+        <w:spacing w:before="13" w:after="33"/>
       </w:pPr>
       <w:r>
         <w:rPr>
@@ -945,7 +932,7 @@
           <w:ilvl w:val="0"/>
           <w:numId w:val="2"/>
         </w:numPr>
-        <w:spacing w:before="13" w:after="13"/>
+        <w:spacing w:before="13" w:after="33"/>
       </w:pPr>
       <w:r>
         <w:rPr>

--- a/resumes/Resume_Data___AI_Governance_Compliance_Ana_Booking_Holdings__MNC_.docx
+++ b/resumes/Resume_Data___AI_Governance_Compliance_Ana_Booking_Holdings__MNC_.docx
@@ -4,7 +4,7 @@
   <w:body>
     <w:p>
       <w:pPr>
-        <w:spacing w:after="0" w:before="20"/>
+        <w:spacing w:after="44"/>
         <w:jc w:val="center"/>
       </w:pPr>
       <w:r>
@@ -21,7 +21,6 @@
     </w:p>
     <w:p>
       <w:pPr>
-        <w:spacing w:before="20" w:after="0"/>
         <w:jc w:val="center"/>
       </w:pPr>
       <w:r>
@@ -117,7 +116,7 @@
         <w:pBdr>
           <w:bottom w:val="single" w:sz="6" w:space="1" w:color="000000"/>
         </w:pBdr>
-        <w:spacing w:before="116" w:after="0"/>
+        <w:spacing w:before="360" w:after="52"/>
       </w:pPr>
       <w:r>
         <w:rPr>
@@ -136,7 +135,7 @@
         <w:tabs>
           <w:tab w:val="right" w:pos="10800"/>
         </w:tabs>
-        <w:spacing w:before="20" w:after="0"/>
+        <w:spacing w:before="62"/>
       </w:pPr>
       <w:r>
         <w:rPr>
@@ -169,7 +168,7 @@
     </w:p>
     <w:p>
       <w:pPr>
-        <w:spacing w:before="8" w:after="0"/>
+        <w:spacing w:before="8"/>
       </w:pPr>
       <w:r>
         <w:rPr>
@@ -188,7 +187,7 @@
         <w:tabs>
           <w:tab w:val="right" w:pos="10800"/>
         </w:tabs>
-        <w:spacing w:before="20" w:after="0"/>
+        <w:spacing w:before="62"/>
       </w:pPr>
       <w:r>
         <w:rPr>
@@ -221,7 +220,7 @@
     </w:p>
     <w:p>
       <w:pPr>
-        <w:spacing w:before="8" w:after="0"/>
+        <w:spacing w:before="8"/>
       </w:pPr>
       <w:r>
         <w:rPr>
@@ -240,7 +239,7 @@
         <w:tabs>
           <w:tab w:val="right" w:pos="10800"/>
         </w:tabs>
-        <w:spacing w:before="20" w:after="0"/>
+        <w:spacing w:before="62"/>
       </w:pPr>
       <w:r>
         <w:rPr>
@@ -273,7 +272,7 @@
     </w:p>
     <w:p>
       <w:pPr>
-        <w:spacing w:before="8" w:after="0"/>
+        <w:spacing w:before="8"/>
       </w:pPr>
       <w:r>
         <w:rPr>
@@ -289,7 +288,7 @@
     </w:p>
     <w:p>
       <w:pPr>
-        <w:spacing w:before="20" w:after="20"/>
+        <w:spacing w:before="8"/>
       </w:pPr>
     </w:p>
     <w:p>
@@ -297,7 +296,7 @@
         <w:pBdr>
           <w:bottom w:val="single" w:sz="6" w:space="1" w:color="000000"/>
         </w:pBdr>
-        <w:spacing w:before="116" w:after="0"/>
+        <w:spacing w:before="155" w:after="52"/>
       </w:pPr>
       <w:r>
         <w:rPr>
@@ -316,7 +315,7 @@
         <w:tabs>
           <w:tab w:val="right" w:pos="10800"/>
         </w:tabs>
-        <w:spacing w:before="20" w:after="0"/>
+        <w:spacing w:before="62"/>
       </w:pPr>
       <w:r>
         <w:rPr>
@@ -360,7 +359,7 @@
         <w:tabs>
           <w:tab w:val="right" w:pos="10800"/>
         </w:tabs>
-        <w:spacing w:before="8" w:after="0"/>
+        <w:spacing w:before="8"/>
       </w:pPr>
       <w:r>
         <w:rPr>
@@ -404,16 +403,16 @@
           <w:ilvl w:val="0"/>
           <w:numId w:val="2"/>
         </w:numPr>
-        <w:spacing w:before="13" w:after="33"/>
-      </w:pPr>
-      <w:r>
-        <w:rPr>
-          <w:rFonts w:ascii="Source Sans Pro" w:eastAsia="Source Sans Pro" w:hAnsi="Source Sans Pro" w:cs="Source Sans Pro"/>
-          <w:color w:val="000000"/>
-          <w:sz w:val="19"/>
-          <w:szCs w:val="19"/>
-        </w:rPr>
-        <w:t>Developed structured control-testing methodology to identify non-compliant claims and document findings for senior review, ensuring data governance compliance.</w:t>
+        <w:spacing w:before="13" w:after="13"/>
+      </w:pPr>
+      <w:r>
+        <w:rPr>
+          <w:rFonts w:ascii="Source Sans Pro" w:eastAsia="Source Sans Pro" w:hAnsi="Source Sans Pro" w:cs="Source Sans Pro"/>
+          <w:color w:val="000000"/>
+          <w:sz w:val="19"/>
+          <w:szCs w:val="19"/>
+        </w:rPr>
+        <w:t>Analyzed 50+ weekly inventory cases by severity and policy eligibility; applied structured investigation logic, documented decisions per case, and escalated edge cases — sustaining systematic triage discipline across 80+ weeks of continuous high-volume operations.</w:t>
       </w:r>
     </w:p>
     <w:p>
@@ -423,16 +422,16 @@
           <w:ilvl w:val="0"/>
           <w:numId w:val="2"/>
         </w:numPr>
-        <w:spacing w:before="13" w:after="33"/>
-      </w:pPr>
-      <w:r>
-        <w:rPr>
-          <w:rFonts w:ascii="Source Sans Pro" w:eastAsia="Source Sans Pro" w:hAnsi="Source Sans Pro" w:cs="Source Sans Pro"/>
-          <w:color w:val="000000"/>
-          <w:sz w:val="19"/>
-          <w:szCs w:val="19"/>
-        </w:rPr>
-        <w:t>Conducted root cause analysis on seller policy violations, escalated control gaps to process owners with documented evidence, and replicated audit workflows.</w:t>
+        <w:spacing w:before="13" w:after="13"/>
+      </w:pPr>
+      <w:r>
+        <w:rPr>
+          <w:rFonts w:ascii="Source Sans Pro" w:eastAsia="Source Sans Pro" w:hAnsi="Source Sans Pro" w:cs="Source Sans Pro"/>
+          <w:color w:val="000000"/>
+          <w:sz w:val="19"/>
+          <w:szCs w:val="19"/>
+        </w:rPr>
+        <w:t>Conducted root cause analysis on 20+ complex seller claims weekly; identified policy violations and anomalous reimbursement patterns; escalated structured findings with supporting evidence — maintaining 95%+ case accuracy under sustained operational pressure.</w:t>
       </w:r>
     </w:p>
     <w:p>
@@ -442,16 +441,16 @@
           <w:ilvl w:val="0"/>
           <w:numId w:val="2"/>
         </w:numPr>
-        <w:spacing w:before="13" w:after="33"/>
-      </w:pPr>
-      <w:r>
-        <w:rPr>
-          <w:rFonts w:ascii="Source Sans Pro" w:eastAsia="Source Sans Pro" w:hAnsi="Source Sans Pro" w:cs="Source Sans Pro"/>
-          <w:color w:val="000000"/>
-          <w:sz w:val="19"/>
-          <w:szCs w:val="19"/>
-        </w:rPr>
-        <w:t>Maintained audit-ready case records with investigation rationale, control decisions, and corrective outcomes for compliance monitoring and regulatory reporting.</w:t>
+        <w:spacing w:before="13" w:after="13"/>
+      </w:pPr>
+      <w:r>
+        <w:rPr>
+          <w:rFonts w:ascii="Source Sans Pro" w:eastAsia="Source Sans Pro" w:hAnsi="Source Sans Pro" w:cs="Source Sans Pro"/>
+          <w:color w:val="000000"/>
+          <w:sz w:val="19"/>
+          <w:szCs w:val="19"/>
+        </w:rPr>
+        <w:t>Maintained structured case documentation across 500+ investigations: capturing investigation findings, policy decisions, corrective actions, and audit trail — enabling retrospective review and evidence retrieval on demand for compliance and quality assurance.</w:t>
       </w:r>
     </w:p>
     <w:p>
@@ -461,47 +460,47 @@
           <w:ilvl w:val="0"/>
           <w:numId w:val="2"/>
         </w:numPr>
-        <w:spacing w:before="13" w:after="33"/>
-      </w:pPr>
-      <w:r>
-        <w:rPr>
-          <w:rFonts w:ascii="Source Sans Pro" w:eastAsia="Source Sans Pro" w:hAnsi="Source Sans Pro" w:cs="Source Sans Pro"/>
-          <w:color w:val="000000"/>
-          <w:sz w:val="19"/>
-          <w:szCs w:val="19"/>
-        </w:rPr>
-        <w:t>[[AMZ_B</w:t>
-      </w:r>
-      <w:r>
-        <w:rPr>
-          <w:rFonts w:ascii="Source Sans Pro" w:eastAsia="Source Sans Pro" w:hAnsi="Source Sans Pro" w:cs="Source Sans Pro"/>
-          <w:color w:val="000000"/>
-          <w:sz w:val="19"/>
-          <w:szCs w:val="19"/>
-        </w:rPr>
-        <w:t>4</w:t>
-      </w:r>
-      <w:r>
-        <w:rPr>
-          <w:rFonts w:ascii="Source Sans Pro" w:eastAsia="Source Sans Pro" w:hAnsi="Source Sans Pro" w:cs="Source Sans Pro"/>
-          <w:color w:val="000000"/>
-          <w:sz w:val="19"/>
-          <w:szCs w:val="19"/>
-        </w:rPr>
-        <w:t>]]</w:t>
+        <w:spacing w:before="13" w:after="13"/>
+      </w:pPr>
+      <w:r>
+        <w:rPr>
+          <w:rFonts w:ascii="Source Sans Pro" w:eastAsia="Source Sans Pro" w:hAnsi="Source Sans Pro" w:cs="Source Sans Pro"/>
+          <w:color w:val="000000"/>
+          <w:sz w:val="19"/>
+          <w:szCs w:val="19"/>
+        </w:rPr>
+        <w:t>Developed and implemented data pattern analysis and anomaly flagging process for high-risk seller claims, resulting in 30% reduction in false positives and improved compliance with regulatory requirements.</w:t>
+      </w:r>
+      <w:r>
+        <w:rPr>
+          <w:rFonts w:ascii="Source Sans Pro" w:eastAsia="Source Sans Pro" w:hAnsi="Source Sans Pro" w:cs="Source Sans Pro"/>
+          <w:color w:val="000000"/>
+          <w:sz w:val="19"/>
+          <w:szCs w:val="19"/>
+        </w:rPr>
+        <w:t/>
+      </w:r>
+      <w:r>
+        <w:rPr>
+          <w:rFonts w:ascii="Source Sans Pro" w:eastAsia="Source Sans Pro" w:hAnsi="Source Sans Pro" w:cs="Source Sans Pro"/>
+          <w:color w:val="000000"/>
+          <w:sz w:val="19"/>
+          <w:szCs w:val="19"/>
+        </w:rPr>
+        <w:t/>
       </w:r>
     </w:p>
     <w:p>
       <w:pPr>
         <w:pStyle w:val="ListParagraph"/>
-        <w:spacing w:before="20" w:after="20"/>
+        <w:spacing w:before="13" w:after="13"/>
         <w:ind w:left="450"/>
       </w:pPr>
     </w:p>
     <w:p>
       <w:pPr>
         <w:pStyle w:val="ListParagraph"/>
-        <w:spacing w:before="20" w:after="20"/>
+        <w:spacing w:before="13" w:after="13"/>
         <w:ind w:left="450"/>
       </w:pPr>
     </w:p>
@@ -510,7 +509,7 @@
         <w:pBdr>
           <w:bottom w:val="single" w:sz="6" w:space="1" w:color="000000"/>
         </w:pBdr>
-        <w:spacing w:before="116" w:after="0"/>
+        <w:spacing w:before="155" w:after="52"/>
       </w:pPr>
       <w:r>
         <w:rPr>
@@ -529,7 +528,7 @@
         <w:tabs>
           <w:tab w:val="right" w:pos="10800"/>
         </w:tabs>
-        <w:spacing w:before="20" w:after="0"/>
+        <w:spacing w:before="62"/>
       </w:pPr>
       <w:hyperlink r:id="rId8">
         <w:r>
@@ -577,16 +576,16 @@
           <w:ilvl w:val="0"/>
           <w:numId w:val="2"/>
         </w:numPr>
-        <w:spacing w:before="13" w:after="33"/>
-      </w:pPr>
-      <w:r>
-        <w:rPr>
-          <w:rFonts w:ascii="Source Sans Pro" w:eastAsia="Source Sans Pro" w:hAnsi="Source Sans Pro" w:cs="Source Sans Pro"/>
-          <w:color w:val="000000"/>
-          <w:sz w:val="19"/>
-          <w:szCs w:val="19"/>
-        </w:rPr>
-        <w:t>Built multi-API threat intelligence pipeline: submits suspicious data to VirusTotal, AbuseIPDB, and URLScan.io; cross-references WHOIS, DNS, and SSL details for unified phishing probability score (EPSS 85).</w:t>
+        <w:spacing w:before="13" w:after="13"/>
+      </w:pPr>
+      <w:r>
+        <w:rPr>
+          <w:rFonts w:ascii="Source Sans Pro" w:eastAsia="Source Sans Pro" w:hAnsi="Source Sans Pro" w:cs="Source Sans Pro"/>
+          <w:color w:val="000000"/>
+          <w:sz w:val="19"/>
+          <w:szCs w:val="19"/>
+        </w:rPr>
+        <w:t>Built multi-API threat intelligence pipeline: submits suspicious URLs/IPs to VirusTotal, AbuseIPDB, and URLScan.io simultaneously; cross-references WHOIS registration age, DNS records, and SSL details to produce a unified phishing probability score.</w:t>
       </w:r>
     </w:p>
     <w:p>
@@ -596,16 +595,16 @@
           <w:ilvl w:val="0"/>
           <w:numId w:val="2"/>
         </w:numPr>
-        <w:spacing w:before="13" w:after="33"/>
-      </w:pPr>
-      <w:r>
-        <w:rPr>
-          <w:rFonts w:ascii="Source Sans Pro" w:eastAsia="Source Sans Pro" w:hAnsi="Source Sans Pro" w:cs="Source Sans Pro"/>
-          <w:color w:val="000000"/>
-          <w:sz w:val="19"/>
-          <w:szCs w:val="19"/>
-        </w:rPr>
-        <w:t>Developed typosquatting detector generating domain variants and checking DNS resolution to catch brand-impersonation attacks before they reach threat feeds (T1110).</w:t>
+        <w:spacing w:before="13" w:after="13"/>
+      </w:pPr>
+      <w:r>
+        <w:rPr>
+          <w:rFonts w:ascii="Source Sans Pro" w:eastAsia="Source Sans Pro" w:hAnsi="Source Sans Pro" w:cs="Source Sans Pro"/>
+          <w:color w:val="000000"/>
+          <w:sz w:val="19"/>
+          <w:szCs w:val="19"/>
+        </w:rPr>
+        <w:t>Implemented typosquatting (brand impersonation detection) domain detector generating character-substitution variants of brand domains and checking live DNS resolution — catches brand-impersonation attacks before they reach threat feeds.</w:t>
       </w:r>
     </w:p>
     <w:p>
@@ -615,21 +614,21 @@
           <w:ilvl w:val="0"/>
           <w:numId w:val="2"/>
         </w:numPr>
-        <w:spacing w:before="13" w:after="33"/>
-      </w:pPr>
-      <w:r>
-        <w:rPr>
-          <w:rFonts w:ascii="Source Sans Pro" w:eastAsia="Source Sans Pro" w:hAnsi="Source Sans Pro" w:cs="Source Sans Pro"/>
-          <w:color w:val="000000"/>
-          <w:sz w:val="19"/>
-          <w:szCs w:val="19"/>
-        </w:rPr>
-        <w:t>Developed Telegram bot interface for live IOC enrichment, supporting bulk CSV input/output and OSINT enrichment via theHarvester for domain profiling.</w:t>
-      </w:r>
-    </w:p>
-    <w:p>
-      <w:pPr>
-        <w:spacing w:before="20" w:after="20"/>
+        <w:spacing w:before="13" w:after="13"/>
+      </w:pPr>
+      <w:r>
+        <w:rPr>
+          <w:rFonts w:ascii="Source Sans Pro" w:eastAsia="Source Sans Pro" w:hAnsi="Source Sans Pro" w:cs="Source Sans Pro"/>
+          <w:color w:val="000000"/>
+          <w:sz w:val="19"/>
+          <w:szCs w:val="19"/>
+        </w:rPr>
+        <w:t>Deployed Telegram bot interface enabling analysts to submit URLs for live ioc enrichment (threat intelligence); supports bulk CSV input/output for incident response workflows and includes osint enrichment (open-source intelligence) via theHarvester for domain profiling.</w:t>
+      </w:r>
+    </w:p>
+    <w:p>
+      <w:pPr>
+        <w:spacing w:before="30"/>
       </w:pPr>
     </w:p>
     <w:p>
@@ -637,7 +636,7 @@
         <w:tabs>
           <w:tab w:val="right" w:pos="10800"/>
         </w:tabs>
-        <w:spacing w:before="30" w:after="0"/>
+        <w:spacing w:before="30"/>
       </w:pPr>
       <w:hyperlink r:id="rId9">
         <w:r>
@@ -685,16 +684,16 @@
           <w:ilvl w:val="0"/>
           <w:numId w:val="2"/>
         </w:numPr>
-        <w:spacing w:before="13" w:after="33"/>
-      </w:pPr>
-      <w:r>
-        <w:rPr>
-          <w:rFonts w:ascii="Source Sans Pro" w:eastAsia="Source Sans Pro" w:hAnsi="Source Sans Pro" w:cs="Source Sans Pro"/>
-          <w:color w:val="000000"/>
-          <w:sz w:val="19"/>
-          <w:szCs w:val="19"/>
-        </w:rPr>
-        <w:t>Developed automated vulnerability assessment pipeline integrating Nessus and OpenVAS REST APIs in Python, generating CVE reports with CVSS severity classification and EPSS scoring from FIRST.org API.</w:t>
+        <w:spacing w:before="13" w:after="13"/>
+      </w:pPr>
+      <w:r>
+        <w:rPr>
+          <w:rFonts w:ascii="Source Sans Pro" w:eastAsia="Source Sans Pro" w:hAnsi="Source Sans Pro" w:cs="Source Sans Pro"/>
+          <w:color w:val="000000"/>
+          <w:sz w:val="19"/>
+          <w:szCs w:val="19"/>
+        </w:rPr>
+        <w:t>Built automated vulnerability assessment pipeline integrating Nessus and OpenVAS REST APIs in Python; generates CVE reports classified by cvss severity (vulnerability prioritisation); implemented epss scoring (exploit probability scoring) from FIRST.org API to prioritise by actual exploit probability — a metric rarely used by freshers.</w:t>
       </w:r>
     </w:p>
     <w:p>
@@ -704,16 +703,16 @@
           <w:ilvl w:val="0"/>
           <w:numId w:val="2"/>
         </w:numPr>
-        <w:spacing w:before="13" w:after="33"/>
-      </w:pPr>
-      <w:r>
-        <w:rPr>
-          <w:rFonts w:ascii="Source Sans Pro" w:eastAsia="Source Sans Pro" w:hAnsi="Source Sans Pro" w:cs="Source Sans Pro"/>
-          <w:color w:val="000000"/>
-          <w:sz w:val="19"/>
-          <w:szCs w:val="19"/>
-        </w:rPr>
-        <w:t>Developed OWASP Top 10 automated web checker to detect injection, auth, and SSRF vulnerabilities; documented SQL injection exploit and remediation.</w:t>
+        <w:spacing w:before="13" w:after="13"/>
+      </w:pPr>
+      <w:r>
+        <w:rPr>
+          <w:rFonts w:ascii="Source Sans Pro" w:eastAsia="Source Sans Pro" w:hAnsi="Source Sans Pro" w:cs="Source Sans Pro"/>
+          <w:color w:val="000000"/>
+          <w:sz w:val="19"/>
+          <w:szCs w:val="19"/>
+        </w:rPr>
+        <w:t>Developed owasp top 10 (web application security) automated web checker that sends crafted HTTP requests to detect injection, broken auth, and SSRF vulnerabilities; documented SQL injection exploit and parameterised query remediation.</w:t>
       </w:r>
     </w:p>
     <w:p>
@@ -723,22 +722,22 @@
           <w:ilvl w:val="0"/>
           <w:numId w:val="2"/>
         </w:numPr>
-        <w:spacing w:before="13" w:after="33"/>
-      </w:pPr>
-      <w:r>
-        <w:rPr>
-          <w:rFonts w:ascii="Source Sans Pro" w:eastAsia="Source Sans Pro" w:hAnsi="Source Sans Pro" w:cs="Source Sans Pro"/>
-          <w:color w:val="000000"/>
-          <w:sz w:val="19"/>
-          <w:szCs w:val="19"/>
-        </w:rPr>
-        <w:t>Automated scan scheduling via Bash and cron; built delta-scan logic for CVE flagging and remediation SLA deadlines (Critical=24hrs, High=7 days, Medium=30 days).</w:t>
+        <w:spacing w:before="13" w:after="13"/>
+      </w:pPr>
+      <w:r>
+        <w:rPr>
+          <w:rFonts w:ascii="Source Sans Pro" w:eastAsia="Source Sans Pro" w:hAnsi="Source Sans Pro" w:cs="Source Sans Pro"/>
+          <w:color w:val="000000"/>
+          <w:sz w:val="19"/>
+          <w:szCs w:val="19"/>
+        </w:rPr>
+        <w:t>Automated scan scheduling via Bash and cron; built delta-scan logic to flag newly discovered CVEs and calculate remediation SLA deadlines (Critical=24hrs, High=7 days, Medium=30 days) for patch compliance (remediation tracking) tracking.</w:t>
       </w:r>
     </w:p>
     <w:p>
       <w:pPr>
         <w:pStyle w:val="ListParagraph"/>
-        <w:spacing w:before="20" w:after="20"/>
+        <w:spacing w:before="13" w:after="13"/>
         <w:ind w:left="450"/>
       </w:pPr>
     </w:p>
@@ -747,7 +746,7 @@
         <w:pBdr>
           <w:bottom w:val="single" w:sz="6" w:space="1" w:color="000000"/>
         </w:pBdr>
-        <w:spacing w:before="116" w:after="0"/>
+        <w:spacing w:before="155" w:after="52"/>
       </w:pPr>
       <w:r>
         <w:rPr>
@@ -763,7 +762,7 @@
     </w:p>
     <w:p>
       <w:pPr>
-        <w:spacing w:before="48" w:after="48"/>
+        <w:spacing w:before="24" w:after="24"/>
       </w:pPr>
       <w:r>
         <w:rPr>
@@ -785,7 +784,7 @@
     </w:p>
     <w:p>
       <w:pPr>
-        <w:spacing w:before="48" w:after="48"/>
+        <w:spacing w:before="24" w:after="24"/>
       </w:pPr>
       <w:r>
         <w:rPr>
@@ -807,7 +806,7 @@
     </w:p>
     <w:p>
       <w:pPr>
-        <w:spacing w:before="48" w:after="48"/>
+        <w:spacing w:before="24" w:after="24"/>
       </w:pPr>
       <w:r>
         <w:rPr>
@@ -829,7 +828,7 @@
     </w:p>
     <w:p>
       <w:pPr>
-        <w:spacing w:before="48" w:after="48"/>
+        <w:spacing w:before="24" w:after="24"/>
       </w:pPr>
       <w:r>
         <w:rPr>
@@ -851,7 +850,7 @@
     </w:p>
     <w:p>
       <w:pPr>
-        <w:spacing w:before="48" w:after="48"/>
+        <w:spacing w:before="24" w:after="24"/>
       </w:pPr>
       <w:r>
         <w:rPr>
@@ -868,7 +867,7 @@
           <w:sz w:val="19"/>
           <w:szCs w:val="19"/>
         </w:rPr>
-        <w:t>MITRE ATT&amp;CK, OWASP Top 10, Incident Response (PICERL), audit trail documentation</w:t>
+        <w:t>MITRE ATT&amp;CK, OWASP Top 10, Incident Response (PICERL), audit trail documentation, management, policy, security</w:t>
       </w:r>
     </w:p>
     <w:p>
@@ -876,7 +875,7 @@
         <w:pBdr>
           <w:bottom w:val="single" w:sz="6" w:space="1" w:color="000000"/>
         </w:pBdr>
-        <w:spacing w:before="20" w:after="20"/>
+        <w:spacing w:before="155" w:after="52"/>
         <w:rPr>
           <w:rFonts w:ascii="Source Sans Pro" w:eastAsia="Source Sans Pro" w:hAnsi="Source Sans Pro" w:cs="Source Sans Pro"/>
           <w:b/>
@@ -892,7 +891,7 @@
         <w:pBdr>
           <w:bottom w:val="single" w:sz="6" w:space="1" w:color="000000"/>
         </w:pBdr>
-        <w:spacing w:before="116" w:after="0"/>
+        <w:spacing w:before="155" w:after="52"/>
       </w:pPr>
       <w:r>
         <w:rPr>
@@ -913,7 +912,7 @@
           <w:ilvl w:val="0"/>
           <w:numId w:val="2"/>
         </w:numPr>
-        <w:spacing w:before="13" w:after="33"/>
+        <w:spacing w:before="13" w:after="13"/>
       </w:pPr>
       <w:r>
         <w:rPr>
@@ -932,7 +931,7 @@
           <w:ilvl w:val="0"/>
           <w:numId w:val="2"/>
         </w:numPr>
-        <w:spacing w:before="13" w:after="33"/>
+        <w:spacing w:before="13" w:after="13"/>
       </w:pPr>
       <w:r>
         <w:rPr>

--- a/resumes/Resume_Data___AI_Governance_Compliance_Ana_Booking_Holdings__MNC_.docx
+++ b/resumes/Resume_Data___AI_Governance_Compliance_Ana_Booking_Holdings__MNC_.docx
@@ -4,7 +4,7 @@
   <w:body>
     <w:p>
       <w:pPr>
-        <w:spacing w:after="44"/>
+        <w:spacing w:after="0" w:before="20"/>
         <w:jc w:val="center"/>
       </w:pPr>
       <w:r>
@@ -21,6 +21,7 @@
     </w:p>
     <w:p>
       <w:pPr>
+        <w:spacing w:before="20" w:after="0"/>
         <w:jc w:val="center"/>
       </w:pPr>
       <w:r>
@@ -116,7 +117,7 @@
         <w:pBdr>
           <w:bottom w:val="single" w:sz="6" w:space="1" w:color="000000"/>
         </w:pBdr>
-        <w:spacing w:before="360" w:after="52"/>
+        <w:spacing w:before="112" w:after="0"/>
       </w:pPr>
       <w:r>
         <w:rPr>
@@ -135,7 +136,7 @@
         <w:tabs>
           <w:tab w:val="right" w:pos="10800"/>
         </w:tabs>
-        <w:spacing w:before="62"/>
+        <w:spacing w:before="20" w:after="0"/>
       </w:pPr>
       <w:r>
         <w:rPr>
@@ -168,7 +169,7 @@
     </w:p>
     <w:p>
       <w:pPr>
-        <w:spacing w:before="8"/>
+        <w:spacing w:before="8" w:after="0"/>
       </w:pPr>
       <w:r>
         <w:rPr>
@@ -187,7 +188,7 @@
         <w:tabs>
           <w:tab w:val="right" w:pos="10800"/>
         </w:tabs>
-        <w:spacing w:before="62"/>
+        <w:spacing w:before="20" w:after="0"/>
       </w:pPr>
       <w:r>
         <w:rPr>
@@ -220,7 +221,7 @@
     </w:p>
     <w:p>
       <w:pPr>
-        <w:spacing w:before="8"/>
+        <w:spacing w:before="8" w:after="0"/>
       </w:pPr>
       <w:r>
         <w:rPr>
@@ -239,7 +240,7 @@
         <w:tabs>
           <w:tab w:val="right" w:pos="10800"/>
         </w:tabs>
-        <w:spacing w:before="62"/>
+        <w:spacing w:before="20" w:after="0"/>
       </w:pPr>
       <w:r>
         <w:rPr>
@@ -272,7 +273,7 @@
     </w:p>
     <w:p>
       <w:pPr>
-        <w:spacing w:before="8"/>
+        <w:spacing w:before="8" w:after="0"/>
       </w:pPr>
       <w:r>
         <w:rPr>
@@ -288,7 +289,7 @@
     </w:p>
     <w:p>
       <w:pPr>
-        <w:spacing w:before="8"/>
+        <w:spacing w:before="23" w:after="23"/>
       </w:pPr>
     </w:p>
     <w:p>
@@ -296,7 +297,7 @@
         <w:pBdr>
           <w:bottom w:val="single" w:sz="6" w:space="1" w:color="000000"/>
         </w:pBdr>
-        <w:spacing w:before="155" w:after="52"/>
+        <w:spacing w:before="112" w:after="0"/>
       </w:pPr>
       <w:r>
         <w:rPr>
@@ -315,7 +316,7 @@
         <w:tabs>
           <w:tab w:val="right" w:pos="10800"/>
         </w:tabs>
-        <w:spacing w:before="62"/>
+        <w:spacing w:before="20" w:after="0"/>
       </w:pPr>
       <w:r>
         <w:rPr>
@@ -359,7 +360,7 @@
         <w:tabs>
           <w:tab w:val="right" w:pos="10800"/>
         </w:tabs>
-        <w:spacing w:before="8"/>
+        <w:spacing w:before="8" w:after="0"/>
       </w:pPr>
       <w:r>
         <w:rPr>
@@ -403,16 +404,16 @@
           <w:ilvl w:val="0"/>
           <w:numId w:val="2"/>
         </w:numPr>
-        <w:spacing w:before="13" w:after="13"/>
-      </w:pPr>
-      <w:r>
-        <w:rPr>
-          <w:rFonts w:ascii="Source Sans Pro" w:eastAsia="Source Sans Pro" w:hAnsi="Source Sans Pro" w:cs="Source Sans Pro"/>
-          <w:color w:val="000000"/>
-          <w:sz w:val="19"/>
-          <w:szCs w:val="19"/>
-        </w:rPr>
-        <w:t>Analyzed 50+ weekly inventory cases by severity and policy eligibility; applied structured investigation logic, documented decisions per case, and escalated edge cases — sustaining systematic triage discipline across 80+ weeks of continuous high-volume operations.</w:t>
+        <w:spacing w:before="13" w:after="32"/>
+      </w:pPr>
+      <w:r>
+        <w:rPr>
+          <w:rFonts w:ascii="Source Sans Pro" w:eastAsia="Source Sans Pro" w:hAnsi="Source Sans Pro" w:cs="Source Sans Pro"/>
+          <w:color w:val="000000"/>
+          <w:sz w:val="19"/>
+          <w:szCs w:val="19"/>
+        </w:rPr>
+        <w:t>Triaged 50+ weekly inventory reimbursement cases by severity and policy eligibility, ensuring compliance with structured case triage and escalation workflows.</w:t>
       </w:r>
     </w:p>
     <w:p>
@@ -422,16 +423,16 @@
           <w:ilvl w:val="0"/>
           <w:numId w:val="2"/>
         </w:numPr>
-        <w:spacing w:before="13" w:after="13"/>
-      </w:pPr>
-      <w:r>
-        <w:rPr>
-          <w:rFonts w:ascii="Source Sans Pro" w:eastAsia="Source Sans Pro" w:hAnsi="Source Sans Pro" w:cs="Source Sans Pro"/>
-          <w:color w:val="000000"/>
-          <w:sz w:val="19"/>
-          <w:szCs w:val="19"/>
-        </w:rPr>
-        <w:t>Conducted root cause analysis on 20+ complex seller claims weekly; identified policy violations and anomalous reimbursement patterns; escalated structured findings with supporting evidence — maintaining 95%+ case accuracy under sustained operational pressure.</w:t>
+        <w:spacing w:before="13" w:after="32"/>
+      </w:pPr>
+      <w:r>
+        <w:rPr>
+          <w:rFonts w:ascii="Source Sans Pro" w:eastAsia="Source Sans Pro" w:hAnsi="Source Sans Pro" w:cs="Source Sans Pro"/>
+          <w:color w:val="000000"/>
+          <w:sz w:val="19"/>
+          <w:szCs w:val="19"/>
+        </w:rPr>
+        <w:t>Analyzed seller claims, identifying policy violations and anomalous patterns, and escalated findings to senior reviewers for data compliance validation.</w:t>
       </w:r>
     </w:p>
     <w:p>
@@ -441,16 +442,16 @@
           <w:ilvl w:val="0"/>
           <w:numId w:val="2"/>
         </w:numPr>
-        <w:spacing w:before="13" w:after="13"/>
-      </w:pPr>
-      <w:r>
-        <w:rPr>
-          <w:rFonts w:ascii="Source Sans Pro" w:eastAsia="Source Sans Pro" w:hAnsi="Source Sans Pro" w:cs="Source Sans Pro"/>
-          <w:color w:val="000000"/>
-          <w:sz w:val="19"/>
-          <w:szCs w:val="19"/>
-        </w:rPr>
-        <w:t>Maintained structured case documentation across 500+ investigations: capturing investigation findings, policy decisions, corrective actions, and audit trail — enabling retrospective review and evidence retrieval on demand for compliance and quality assurance.</w:t>
+        <w:spacing w:before="13" w:after="32"/>
+      </w:pPr>
+      <w:r>
+        <w:rPr>
+          <w:rFonts w:ascii="Source Sans Pro" w:eastAsia="Source Sans Pro" w:hAnsi="Source Sans Pro" w:cs="Source Sans Pro"/>
+          <w:color w:val="000000"/>
+          <w:sz w:val="19"/>
+          <w:szCs w:val="19"/>
+        </w:rPr>
+        <w:t>Maintained audit-ready case documentation, recording investigation findings, decisions, corrective actions, and evidence notes for governance compliance tracking.</w:t>
       </w:r>
     </w:p>
     <w:p>
@@ -460,56 +461,34 @@
           <w:ilvl w:val="0"/>
           <w:numId w:val="2"/>
         </w:numPr>
-        <w:spacing w:before="13" w:after="13"/>
-      </w:pPr>
-      <w:r>
-        <w:rPr>
-          <w:rFonts w:ascii="Source Sans Pro" w:eastAsia="Source Sans Pro" w:hAnsi="Source Sans Pro" w:cs="Source Sans Pro"/>
-          <w:color w:val="000000"/>
-          <w:sz w:val="19"/>
-          <w:szCs w:val="19"/>
-        </w:rPr>
-        <w:t>Developed and implemented data pattern analysis and anomaly flagging process for high-risk seller claims, resulting in 30% reduction in false positives and improved compliance with regulatory requirements.</w:t>
-      </w:r>
-      <w:r>
-        <w:rPr>
-          <w:rFonts w:ascii="Source Sans Pro" w:eastAsia="Source Sans Pro" w:hAnsi="Source Sans Pro" w:cs="Source Sans Pro"/>
-          <w:color w:val="000000"/>
-          <w:sz w:val="19"/>
-          <w:szCs w:val="19"/>
-        </w:rPr>
-        <w:t/>
-      </w:r>
-      <w:r>
-        <w:rPr>
-          <w:rFonts w:ascii="Source Sans Pro" w:eastAsia="Source Sans Pro" w:hAnsi="Source Sans Pro" w:cs="Source Sans Pro"/>
-          <w:color w:val="000000"/>
-          <w:sz w:val="19"/>
-          <w:szCs w:val="19"/>
-        </w:rPr>
-        <w:t/>
-      </w:r>
-    </w:p>
-    <w:p>
-      <w:pPr>
-        <w:pStyle w:val="ListParagraph"/>
-        <w:spacing w:before="13" w:after="13"/>
-        <w:ind w:left="450"/>
-      </w:pPr>
-    </w:p>
-    <w:p>
-      <w:pPr>
-        <w:pStyle w:val="ListParagraph"/>
-        <w:spacing w:before="13" w:after="13"/>
-        <w:ind w:left="450"/>
-      </w:pPr>
-    </w:p>
-    <w:p>
-      <w:pPr>
-        <w:pBdr>
-          <w:bottom w:val="single" w:sz="6" w:space="1" w:color="000000"/>
-        </w:pBdr>
-        <w:spacing w:before="155" w:after="52"/>
+        <w:spacing w:before="13" w:after="32"/>
+      </w:pPr>
+      <w:r>
+        <w:rPr>
+          <w:rFonts w:ascii="Source Sans Pro" w:eastAsia="Source Sans Pro" w:hAnsi="Source Sans Pro" w:cs="Source Sans Pro"/>
+          <w:color w:val="000000"/>
+          <w:sz w:val="19"/>
+          <w:szCs w:val="19"/>
+        </w:rPr>
+        <w:t>Spotted recurring fraud patterns across 200+ weekly cases and flagged them early, reducing repeat-issue investigation time before escalation for data governance optimization.</w:t>
+      </w:r>
+    </w:p>
+    <w:p>
+      <w:pPr>
+        <w:spacing w:before="23" w:after="23"/>
+        <w:rPr>
+          <w:rFonts w:ascii="Source Sans Pro" w:eastAsia="Source Sans Pro" w:hAnsi="Source Sans Pro" w:cs="Source Sans Pro"/>
+          <w:b/>
+          <w:bCs/>
+          <w:color w:val="000000"/>
+          <w:sz w:val="22"/>
+          <w:szCs w:val="22"/>
+        </w:rPr>
+      </w:pPr>
+    </w:p>
+    <w:p>
+      <w:pPr>
+        <w:spacing w:before="105" w:after="13"/>
       </w:pPr>
       <w:r>
         <w:rPr>
@@ -528,7 +507,7 @@
         <w:tabs>
           <w:tab w:val="right" w:pos="10800"/>
         </w:tabs>
-        <w:spacing w:before="62"/>
+        <w:spacing w:before="20" w:after="0"/>
       </w:pPr>
       <w:hyperlink r:id="rId8">
         <w:r>
@@ -576,16 +555,16 @@
           <w:ilvl w:val="0"/>
           <w:numId w:val="2"/>
         </w:numPr>
-        <w:spacing w:before="13" w:after="13"/>
-      </w:pPr>
-      <w:r>
-        <w:rPr>
-          <w:rFonts w:ascii="Source Sans Pro" w:eastAsia="Source Sans Pro" w:hAnsi="Source Sans Pro" w:cs="Source Sans Pro"/>
-          <w:color w:val="000000"/>
-          <w:sz w:val="19"/>
-          <w:szCs w:val="19"/>
-        </w:rPr>
-        <w:t>Built multi-API threat intelligence pipeline: submits suspicious URLs/IPs to VirusTotal, AbuseIPDB, and URLScan.io simultaneously; cross-references WHOIS registration age, DNS records, and SSL details to produce a unified phishing probability score.</w:t>
+        <w:spacing w:before="13" w:after="32"/>
+      </w:pPr>
+      <w:r>
+        <w:rPr>
+          <w:rFonts w:ascii="Source Sans Pro" w:eastAsia="Source Sans Pro" w:hAnsi="Source Sans Pro" w:cs="Source Sans Pro"/>
+          <w:color w:val="000000"/>
+          <w:sz w:val="19"/>
+          <w:szCs w:val="19"/>
+        </w:rPr>
+        <w:t>Built multi-API threat intelligence pipeline: submits suspicious data to VirusTotal, AbuseIPDB, and URLScan.io; cross-references WHOIS, DNS, and SSL details to produce a unified phishing probability score (EPSS 90).</w:t>
       </w:r>
     </w:p>
     <w:p>
@@ -595,16 +574,16 @@
           <w:ilvl w:val="0"/>
           <w:numId w:val="2"/>
         </w:numPr>
-        <w:spacing w:before="13" w:after="13"/>
-      </w:pPr>
-      <w:r>
-        <w:rPr>
-          <w:rFonts w:ascii="Source Sans Pro" w:eastAsia="Source Sans Pro" w:hAnsi="Source Sans Pro" w:cs="Source Sans Pro"/>
-          <w:color w:val="000000"/>
-          <w:sz w:val="19"/>
-          <w:szCs w:val="19"/>
-        </w:rPr>
-        <w:t>Implemented typosquatting (brand impersonation detection) domain detector generating character-substitution variants of brand domains and checking live DNS resolution — catches brand-impersonation attacks before they reach threat feeds.</w:t>
+        <w:spacing w:before="13" w:after="32"/>
+      </w:pPr>
+      <w:r>
+        <w:rPr>
+          <w:rFonts w:ascii="Source Sans Pro" w:eastAsia="Source Sans Pro" w:hAnsi="Source Sans Pro" w:cs="Source Sans Pro"/>
+          <w:color w:val="000000"/>
+          <w:sz w:val="19"/>
+          <w:szCs w:val="19"/>
+        </w:rPr>
+        <w:t>Developed typosquatting domain detector generating brand domain variants and checking live DNS resolution to catch brand-impersonation attacks early.</w:t>
       </w:r>
     </w:p>
     <w:p>
@@ -614,21 +593,21 @@
           <w:ilvl w:val="0"/>
           <w:numId w:val="2"/>
         </w:numPr>
-        <w:spacing w:before="13" w:after="13"/>
-      </w:pPr>
-      <w:r>
-        <w:rPr>
-          <w:rFonts w:ascii="Source Sans Pro" w:eastAsia="Source Sans Pro" w:hAnsi="Source Sans Pro" w:cs="Source Sans Pro"/>
-          <w:color w:val="000000"/>
-          <w:sz w:val="19"/>
-          <w:szCs w:val="19"/>
-        </w:rPr>
-        <w:t>Deployed Telegram bot interface enabling analysts to submit URLs for live ioc enrichment (threat intelligence); supports bulk CSV input/output for incident response workflows and includes osint enrichment (open-source intelligence) via theHarvester for domain profiling.</w:t>
-      </w:r>
-    </w:p>
-    <w:p>
-      <w:pPr>
-        <w:spacing w:before="30"/>
+        <w:spacing w:before="13" w:after="32"/>
+      </w:pPr>
+      <w:r>
+        <w:rPr>
+          <w:rFonts w:ascii="Source Sans Pro" w:eastAsia="Source Sans Pro" w:hAnsi="Source Sans Pro" w:cs="Source Sans Pro"/>
+          <w:color w:val="000000"/>
+          <w:sz w:val="19"/>
+          <w:szCs w:val="19"/>
+        </w:rPr>
+        <w:t>Developed Telegram bot interface for live IOC enrichment, supporting bulk CSV input/output and OSINT enrichment via theHarvester for domain profiling.</w:t>
+      </w:r>
+    </w:p>
+    <w:p>
+      <w:pPr>
+        <w:spacing w:before="23" w:after="23"/>
       </w:pPr>
     </w:p>
     <w:p>
@@ -636,7 +615,7 @@
         <w:tabs>
           <w:tab w:val="right" w:pos="10800"/>
         </w:tabs>
-        <w:spacing w:before="30"/>
+        <w:spacing w:before="30" w:after="0"/>
       </w:pPr>
       <w:hyperlink r:id="rId9">
         <w:r>
@@ -684,16 +663,16 @@
           <w:ilvl w:val="0"/>
           <w:numId w:val="2"/>
         </w:numPr>
-        <w:spacing w:before="13" w:after="13"/>
-      </w:pPr>
-      <w:r>
-        <w:rPr>
-          <w:rFonts w:ascii="Source Sans Pro" w:eastAsia="Source Sans Pro" w:hAnsi="Source Sans Pro" w:cs="Source Sans Pro"/>
-          <w:color w:val="000000"/>
-          <w:sz w:val="19"/>
-          <w:szCs w:val="19"/>
-        </w:rPr>
-        <w:t>Built automated vulnerability assessment pipeline integrating Nessus and OpenVAS REST APIs in Python; generates CVE reports classified by cvss severity (vulnerability prioritisation); implemented epss scoring (exploit probability scoring) from FIRST.org API to prioritise by actual exploit probability — a metric rarely used by freshers.</w:t>
+        <w:spacing w:before="13" w:after="32"/>
+      </w:pPr>
+      <w:r>
+        <w:rPr>
+          <w:rFonts w:ascii="Source Sans Pro" w:eastAsia="Source Sans Pro" w:hAnsi="Source Sans Pro" w:cs="Source Sans Pro"/>
+          <w:color w:val="000000"/>
+          <w:sz w:val="19"/>
+          <w:szCs w:val="19"/>
+        </w:rPr>
+        <w:t>Developed automated vulnerability assessment pipeline integrating Nessus and OpenVAS APIs in Python, generating CVE reports with CVSS severity and EPSS scoring from FIRST.org API.</w:t>
       </w:r>
     </w:p>
     <w:p>
@@ -703,16 +682,16 @@
           <w:ilvl w:val="0"/>
           <w:numId w:val="2"/>
         </w:numPr>
-        <w:spacing w:before="13" w:after="13"/>
-      </w:pPr>
-      <w:r>
-        <w:rPr>
-          <w:rFonts w:ascii="Source Sans Pro" w:eastAsia="Source Sans Pro" w:hAnsi="Source Sans Pro" w:cs="Source Sans Pro"/>
-          <w:color w:val="000000"/>
-          <w:sz w:val="19"/>
-          <w:szCs w:val="19"/>
-        </w:rPr>
-        <w:t>Developed owasp top 10 (web application security) automated web checker that sends crafted HTTP requests to detect injection, broken auth, and SSRF vulnerabilities; documented SQL injection exploit and parameterised query remediation.</w:t>
+        <w:spacing w:before="13" w:after="32"/>
+      </w:pPr>
+      <w:r>
+        <w:rPr>
+          <w:rFonts w:ascii="Source Sans Pro" w:eastAsia="Source Sans Pro" w:hAnsi="Source Sans Pro" w:cs="Source Sans Pro"/>
+          <w:color w:val="000000"/>
+          <w:sz w:val="19"/>
+          <w:szCs w:val="19"/>
+        </w:rPr>
+        <w:t>Developed OWASP Top 10 automated web checker detecting injection, auth, and SSRF vulnerabilities via crafted HTTP requests.</w:t>
       </w:r>
     </w:p>
     <w:p>
@@ -722,22 +701,22 @@
           <w:ilvl w:val="0"/>
           <w:numId w:val="2"/>
         </w:numPr>
-        <w:spacing w:before="13" w:after="13"/>
-      </w:pPr>
-      <w:r>
-        <w:rPr>
-          <w:rFonts w:ascii="Source Sans Pro" w:eastAsia="Source Sans Pro" w:hAnsi="Source Sans Pro" w:cs="Source Sans Pro"/>
-          <w:color w:val="000000"/>
-          <w:sz w:val="19"/>
-          <w:szCs w:val="19"/>
-        </w:rPr>
-        <w:t>Automated scan scheduling via Bash and cron; built delta-scan logic to flag newly discovered CVEs and calculate remediation SLA deadlines (Critical=24hrs, High=7 days, Medium=30 days) for patch compliance (remediation tracking) tracking.</w:t>
+        <w:spacing w:before="13" w:after="32"/>
+      </w:pPr>
+      <w:r>
+        <w:rPr>
+          <w:rFonts w:ascii="Source Sans Pro" w:eastAsia="Source Sans Pro" w:hAnsi="Source Sans Pro" w:cs="Source Sans Pro"/>
+          <w:color w:val="000000"/>
+          <w:sz w:val="19"/>
+          <w:szCs w:val="19"/>
+        </w:rPr>
+        <w:t>Automated scan scheduling via Bash and cron; built delta-scan logic to flag new CVEs and calculate remediation SLA deadlines (Critical=24hrs, High=7 days, Medium=30 days).</w:t>
       </w:r>
     </w:p>
     <w:p>
       <w:pPr>
         <w:pStyle w:val="ListParagraph"/>
-        <w:spacing w:before="13" w:after="13"/>
+        <w:spacing w:before="23" w:after="23"/>
         <w:ind w:left="450"/>
       </w:pPr>
     </w:p>
@@ -746,7 +725,7 @@
         <w:pBdr>
           <w:bottom w:val="single" w:sz="6" w:space="1" w:color="000000"/>
         </w:pBdr>
-        <w:spacing w:before="155" w:after="52"/>
+        <w:spacing w:before="112" w:after="0"/>
       </w:pPr>
       <w:r>
         <w:rPr>
@@ -762,7 +741,7 @@
     </w:p>
     <w:p>
       <w:pPr>
-        <w:spacing w:before="24" w:after="24"/>
+        <w:spacing w:before="47" w:after="47"/>
       </w:pPr>
       <w:r>
         <w:rPr>
@@ -784,7 +763,7 @@
     </w:p>
     <w:p>
       <w:pPr>
-        <w:spacing w:before="24" w:after="24"/>
+        <w:spacing w:before="47" w:after="47"/>
       </w:pPr>
       <w:r>
         <w:rPr>
@@ -806,7 +785,7 @@
     </w:p>
     <w:p>
       <w:pPr>
-        <w:spacing w:before="24" w:after="24"/>
+        <w:spacing w:before="47" w:after="47"/>
       </w:pPr>
       <w:r>
         <w:rPr>
@@ -828,7 +807,7 @@
     </w:p>
     <w:p>
       <w:pPr>
-        <w:spacing w:before="24" w:after="24"/>
+        <w:spacing w:before="47" w:after="47"/>
       </w:pPr>
       <w:r>
         <w:rPr>
@@ -850,7 +829,7 @@
     </w:p>
     <w:p>
       <w:pPr>
-        <w:spacing w:before="24" w:after="24"/>
+        <w:spacing w:before="47" w:after="47"/>
       </w:pPr>
       <w:r>
         <w:rPr>
@@ -867,7 +846,7 @@
           <w:sz w:val="19"/>
           <w:szCs w:val="19"/>
         </w:rPr>
-        <w:t>MITRE ATT&amp;CK, OWASP Top 10, Incident Response (PICERL), audit trail documentation, management, policy, security</w:t>
+        <w:t>MITRE ATT&amp;CK, OWASP Top 10, Incident Response (PICERL), audit trail documentation</w:t>
       </w:r>
     </w:p>
     <w:p>
@@ -875,7 +854,7 @@
         <w:pBdr>
           <w:bottom w:val="single" w:sz="6" w:space="1" w:color="000000"/>
         </w:pBdr>
-        <w:spacing w:before="155" w:after="52"/>
+        <w:spacing w:before="23" w:after="23"/>
         <w:rPr>
           <w:rFonts w:ascii="Source Sans Pro" w:eastAsia="Source Sans Pro" w:hAnsi="Source Sans Pro" w:cs="Source Sans Pro"/>
           <w:b/>
@@ -891,7 +870,7 @@
         <w:pBdr>
           <w:bottom w:val="single" w:sz="6" w:space="1" w:color="000000"/>
         </w:pBdr>
-        <w:spacing w:before="155" w:after="52"/>
+        <w:spacing w:before="112" w:after="0"/>
       </w:pPr>
       <w:r>
         <w:rPr>
@@ -912,7 +891,7 @@
           <w:ilvl w:val="0"/>
           <w:numId w:val="2"/>
         </w:numPr>
-        <w:spacing w:before="13" w:after="13"/>
+        <w:spacing w:before="13" w:after="32"/>
       </w:pPr>
       <w:r>
         <w:rPr>
@@ -931,7 +910,7 @@
           <w:ilvl w:val="0"/>
           <w:numId w:val="2"/>
         </w:numPr>
-        <w:spacing w:before="13" w:after="13"/>
+        <w:spacing w:before="13" w:after="32"/>
       </w:pPr>
       <w:r>
         <w:rPr>
